--- a/DELETE ME/UML/UML COUR.docx
+++ b/DELETE ME/UML/UML COUR.docx
@@ -5,7 +5,7 @@
     <w:p>
       <w:r>
         <w:pict w14:anchorId="2150C986">
-          <v:rect id="_x0000_i1061" style="width:0;height:1.5pt" o:hralign="center" o:hrstd="t" o:hr="t" fillcolor="#a0a0a0" stroked="f"/>
+          <v:rect id="_x0000_i1025" style="width:0;height:1.5pt" o:hralign="center" o:hrstd="t" o:hr="t" fillcolor="#a0a0a0" stroked="f"/>
         </w:pict>
       </w:r>
     </w:p>
@@ -211,7 +211,7 @@
     <w:p>
       <w:r>
         <w:pict w14:anchorId="334FDD7E">
-          <v:rect id="_x0000_i1062" style="width:0;height:1.5pt" o:hralign="center" o:hrstd="t" o:hr="t" fillcolor="#a0a0a0" stroked="f"/>
+          <v:rect id="_x0000_i1026" style="width:0;height:1.5pt" o:hralign="center" o:hrstd="t" o:hr="t" fillcolor="#a0a0a0" stroked="f"/>
         </w:pict>
       </w:r>
     </w:p>
@@ -419,7 +419,7 @@
     <w:p>
       <w:r>
         <w:pict w14:anchorId="19F0ED03">
-          <v:rect id="_x0000_i1063" style="width:0;height:1.5pt" o:hralign="center" o:hrstd="t" o:hr="t" fillcolor="#a0a0a0" stroked="f"/>
+          <v:rect id="_x0000_i1027" style="width:0;height:1.5pt" o:hralign="center" o:hrstd="t" o:hr="t" fillcolor="#a0a0a0" stroked="f"/>
         </w:pict>
       </w:r>
     </w:p>
@@ -1069,7 +1069,7 @@
     <w:p>
       <w:r>
         <w:pict w14:anchorId="4AC15572">
-          <v:rect id="_x0000_i1064" style="width:0;height:1.5pt" o:hralign="center" o:hrstd="t" o:hr="t" fillcolor="#a0a0a0" stroked="f"/>
+          <v:rect id="_x0000_i1028" style="width:0;height:1.5pt" o:hralign="center" o:hrstd="t" o:hr="t" fillcolor="#a0a0a0" stroked="f"/>
         </w:pict>
       </w:r>
     </w:p>
@@ -2029,14 +2029,13 @@
     <w:p>
       <w:r>
         <w:pict w14:anchorId="75F7C995">
-          <v:rect id="_x0000_i1065" style="width:0;height:1.5pt" o:hralign="center" o:hrstd="t" o:hr="t" fillcolor="#a0a0a0" stroked="f"/>
+          <v:rect id="_x0000_i1029" style="width:0;height:1.5pt" o:hralign="center" o:hrstd="t" o:hr="t" fillcolor="#a0a0a0" stroked="f"/>
         </w:pict>
       </w:r>
     </w:p>
     <w:p>
       <w:pPr>
         <w:rPr>
-          <w:rFonts w:hint="cs"/>
           <w:rtl/>
           <w:lang w:bidi="ar-MA"/>
         </w:rPr>
@@ -3420,6 +3419,7 @@
   <w:style w:type="character" w:default="1" w:styleId="Policepardfaut">
     <w:name w:val="Default Paragraph Font"/>
     <w:uiPriority w:val="1"/>
+    <w:semiHidden/>
     <w:unhideWhenUsed/>
   </w:style>
   <w:style w:type="table" w:default="1" w:styleId="TableauNormal">
